--- a/docs/700_RELX/carta_corpoguajira.docx
+++ b/docs/700_RELX/carta_corpoguajira.docx
@@ -1622,7 +1622,7 @@
           <w:color w:val="1A1A2E"/>
           <w:lang w:val="es-ES"/>
         </w:rPr>
-        <w:t>Alejandro 8AP</w:t>
+        <w:t>Alejandro Ochoa</w:t>
       </w:r>
     </w:p>
     <w:p>
